--- a/Progres-Fatimah/Jurnal Submit/submit/RJPT/Mirnawati Salampe/RJPT_Manuscript.docx
+++ b/Progres-Fatimah/Jurnal Submit/submit/RJPT/Mirnawati Salampe/RJPT_Manuscript.docx
@@ -38,33 +38,58 @@
           <w:b/>
           <w:sz w:val="28"/>
         </w:rPr>
-        <w:t xml:space="preserve">Twenty-Eight-Day Subacute Toxicity of Ethanolic </w:t>
-      </w:r>
-      <w:r>
-        <w:rPr>
-          <w:b/>
-          <w:i/>
-          <w:sz w:val="28"/>
-        </w:rPr>
-        <w:t>Morus alba</w:t>
-      </w:r>
+        <w:t xml:space="preserve">Effectiveness of Hand Massage with Pandan Lotion on Blood Pressure in Pregnant Women in </w:t>
+      </w:r>
+      <w:proofErr w:type="spellStart"/>
       <w:r>
         <w:rPr>
           <w:b/>
           <w:sz w:val="28"/>
         </w:rPr>
-        <w:t xml:space="preserve"> Leaf Extract in Wistar Rats</w:t>
+        <w:t>Soropia</w:t>
+      </w:r>
+      <w:proofErr w:type="spellEnd"/>
+      <w:r>
+        <w:rPr>
+          <w:b/>
+          <w:sz w:val="28"/>
+        </w:rPr>
+        <w:t xml:space="preserve"> District, </w:t>
+      </w:r>
+      <w:proofErr w:type="spellStart"/>
+      <w:r>
+        <w:rPr>
+          <w:b/>
+          <w:sz w:val="28"/>
+        </w:rPr>
+        <w:t>Konawe</w:t>
+      </w:r>
+      <w:proofErr w:type="spellEnd"/>
+      <w:r>
+        <w:rPr>
+          <w:b/>
+          <w:sz w:val="28"/>
+        </w:rPr>
+        <w:t xml:space="preserve"> Regency</w:t>
       </w:r>
     </w:p>
     <w:p>
       <w:pPr>
         <w:spacing w:after="0"/>
       </w:pPr>
+      <w:proofErr w:type="spellStart"/>
       <w:r>
         <w:rPr>
           <w:b/>
         </w:rPr>
-        <w:t>Mirnawati Salampe</w:t>
+        <w:t>Fitriyanti</w:t>
+      </w:r>
+      <w:proofErr w:type="spellEnd"/>
+      <w:r>
+        <w:rPr>
+          <w:b/>
+        </w:rPr>
+        <w:t xml:space="preserve"> </w:t>
       </w:r>
       <w:r>
         <w:rPr>
@@ -77,46 +102,102 @@
         <w:rPr>
           <w:b/>
         </w:rPr>
-        <w:t>*, Sukamto S. Mamada</w:t>
-      </w:r>
+        <w:t xml:space="preserve">*, </w:t>
+      </w:r>
+      <w:proofErr w:type="spellStart"/>
+      <w:r>
+        <w:rPr>
+          <w:b/>
+          <w:bCs/>
+        </w:rPr>
+        <w:t>Elyasari</w:t>
+      </w:r>
+      <w:proofErr w:type="spellEnd"/>
       <w:r>
         <w:rPr>
           <w:b/>
           <w:vertAlign w:val="superscript"/>
         </w:rPr>
-        <w:t>2</w:t>
-      </w:r>
-      <w:r>
-        <w:rPr>
-          <w:b/>
-        </w:rPr>
-        <w:t>, Imrawati</w:t>
+        <w:t xml:space="preserve"> </w:t>
       </w:r>
       <w:r>
         <w:rPr>
           <w:b/>
           <w:vertAlign w:val="superscript"/>
         </w:rPr>
-        <w:t>3</w:t>
+        <w:t>1</w:t>
       </w:r>
       <w:r>
         <w:rPr>
           <w:b/>
         </w:rPr>
-        <w:t>, Akbar Awaluddin</w:t>
-      </w:r>
+        <w:t>,</w:t>
+      </w:r>
+      <w:r>
+        <w:t xml:space="preserve"> </w:t>
+      </w:r>
+      <w:proofErr w:type="spellStart"/>
+      <w:r>
+        <w:rPr>
+          <w:b/>
+        </w:rPr>
+        <w:t>M</w:t>
+      </w:r>
+      <w:r>
+        <w:rPr>
+          <w:b/>
+        </w:rPr>
+        <w:t>alahayati</w:t>
+      </w:r>
+      <w:proofErr w:type="spellEnd"/>
+      <w:r>
+        <w:rPr>
+          <w:b/>
+        </w:rPr>
+        <w:t xml:space="preserve"> </w:t>
+      </w:r>
+      <w:proofErr w:type="spellStart"/>
+      <w:r>
+        <w:rPr>
+          <w:b/>
+          <w:bCs/>
+        </w:rPr>
+        <w:t>N</w:t>
+      </w:r>
+      <w:r>
+        <w:rPr>
+          <w:b/>
+          <w:bCs/>
+        </w:rPr>
+        <w:t>urdjaya</w:t>
+      </w:r>
+      <w:proofErr w:type="spellEnd"/>
       <w:r>
         <w:rPr>
           <w:b/>
           <w:vertAlign w:val="superscript"/>
         </w:rPr>
-        <w:t>1</w:t>
+        <w:t xml:space="preserve"> 1</w:t>
       </w:r>
       <w:r>
         <w:rPr>
           <w:b/>
         </w:rPr>
-        <w:t>, Ariansyah</w:t>
+        <w:t xml:space="preserve">, </w:t>
+      </w:r>
+      <w:proofErr w:type="spellStart"/>
+      <w:r>
+        <w:rPr>
+          <w:b/>
+        </w:rPr>
+        <w:t>Askrening</w:t>
+      </w:r>
+      <w:proofErr w:type="spellEnd"/>
+      <w:r>
+        <w:rPr>
+          <w:b/>
+        </w:rPr>
+        <w:t xml:space="preserve"> </w:t>
       </w:r>
       <w:r>
         <w:rPr>
@@ -129,66 +210,24 @@
         <w:rPr>
           <w:b/>
         </w:rPr>
-        <w:t>, Putri Amanda Dewi</w:t>
+        <w:t xml:space="preserve">, </w:t>
+      </w:r>
+      <w:r>
+        <w:rPr>
+          <w:b/>
+          <w:bCs/>
+        </w:rPr>
+        <w:t>Diah Eka Nugraheni</w:t>
+      </w:r>
+      <w:r>
+        <w:t xml:space="preserve"> </w:t>
       </w:r>
       <w:r>
         <w:rPr>
           <w:b/>
           <w:vertAlign w:val="superscript"/>
         </w:rPr>
-        <w:t>4</w:t>
-      </w:r>
-      <w:r>
-        <w:rPr>
-          <w:b/>
-        </w:rPr>
-        <w:t>, Agustina Putri Landa</w:t>
-      </w:r>
-      <w:r>
-        <w:rPr>
-          <w:b/>
-          <w:vertAlign w:val="superscript"/>
-        </w:rPr>
-        <w:t>4</w:t>
-      </w:r>
-      <w:r>
-        <w:rPr>
-          <w:b/>
-        </w:rPr>
-        <w:t>, Anggi Nurdiniawati Saputri</w:t>
-      </w:r>
-      <w:r>
-        <w:rPr>
-          <w:b/>
-          <w:vertAlign w:val="superscript"/>
-        </w:rPr>
-        <w:t>4</w:t>
-      </w:r>
-      <w:r>
-        <w:rPr>
-          <w:b/>
-        </w:rPr>
-        <w:t>, Inggrid Yolendari</w:t>
-      </w:r>
-      <w:r>
-        <w:rPr>
-          <w:b/>
-          <w:vertAlign w:val="superscript"/>
-        </w:rPr>
-        <w:t>4</w:t>
-      </w:r>
-      <w:r>
-        <w:rPr>
-          <w:b/>
-        </w:rPr>
-        <w:t>, Dewiyanti Rumengan</w:t>
-      </w:r>
-      <w:r>
-        <w:rPr>
-          <w:b/>
-          <w:vertAlign w:val="superscript"/>
-        </w:rPr>
-        <w:t>4</w:t>
+        <w:t>2</w:t>
       </w:r>
     </w:p>
     <w:p>
@@ -202,24 +241,22 @@
         <w:t>1</w:t>
       </w:r>
       <w:r>
-        <w:t xml:space="preserve"> Department of Pharmacology and Clinical Pharmacy, Faculty of Health Sciences, </w:t>
-      </w:r>
-      <w:proofErr w:type="spellStart"/>
-      <w:r>
-        <w:t>Almarisah</w:t>
-      </w:r>
-      <w:proofErr w:type="spellEnd"/>
-      <w:r>
-        <w:t xml:space="preserve"> Madani</w:t>
-      </w:r>
-      <w:r>
         <w:t xml:space="preserve"> </w:t>
       </w:r>
       <w:r>
-        <w:t>University</w:t>
-      </w:r>
-      <w:r>
-        <w:t>, Makassar, Indonesia</w:t>
+        <w:t>Kendari Ministry of Health Polytechnic</w:t>
+      </w:r>
+      <w:r>
+        <w:t xml:space="preserve">, </w:t>
+      </w:r>
+      <w:r>
+        <w:t>Kendari</w:t>
+      </w:r>
+      <w:r>
+        <w:t xml:space="preserve">, </w:t>
+      </w:r>
+      <w:r>
+        <w:t>Indonesia</w:t>
       </w:r>
     </w:p>
     <w:p>
@@ -233,99 +270,80 @@
         <w:t>2</w:t>
       </w:r>
       <w:r>
-        <w:t xml:space="preserve"> Department of Pharmacy, Faculty of Pharmacy, Hasanuddin University, Makassar, Indonesia</w:t>
+        <w:t xml:space="preserve"> </w:t>
+      </w:r>
+      <w:r>
+        <w:t>Bengkulu</w:t>
+      </w:r>
+      <w:r>
+        <w:t xml:space="preserve"> Ministry of Health Polytechnic</w:t>
+      </w:r>
+      <w:r>
+        <w:t>,</w:t>
+      </w:r>
+      <w:r>
+        <w:t xml:space="preserve"> </w:t>
+      </w:r>
+      <w:r>
+        <w:t>Kendari</w:t>
+      </w:r>
+      <w:r>
+        <w:t>,</w:t>
+      </w:r>
+      <w:r>
+        <w:t xml:space="preserve"> Indonesia</w:t>
       </w:r>
     </w:p>
     <w:p>
       <w:pPr>
         <w:spacing w:after="0"/>
       </w:pPr>
-      <w:r>
-        <w:rPr>
-          <w:vertAlign w:val="superscript"/>
-        </w:rPr>
-        <w:t>3</w:t>
-      </w:r>
-      <w:r>
-        <w:t xml:space="preserve"> Department of Pharmaceutical Chemistry, Faculty of Health Sciences, </w:t>
-      </w:r>
-      <w:proofErr w:type="spellStart"/>
-      <w:r>
-        <w:t>Almarisah</w:t>
-      </w:r>
-      <w:proofErr w:type="spellEnd"/>
-      <w:r>
-        <w:t xml:space="preserve"> Madani</w:t>
-      </w:r>
-      <w:r>
-        <w:t xml:space="preserve"> </w:t>
-      </w:r>
-      <w:r>
-        <w:t>University</w:t>
-      </w:r>
-      <w:r>
-        <w:t>, Makassar, Indonesia</w:t>
-      </w:r>
     </w:p>
     <w:p>
       <w:pPr>
         <w:spacing w:after="0"/>
       </w:pPr>
       <w:r>
-        <w:rPr>
-          <w:vertAlign w:val="superscript"/>
-        </w:rPr>
-        <w:t>4</w:t>
-      </w:r>
-      <w:r>
-        <w:t xml:space="preserve"> Faculty of Health Sciences, </w:t>
-      </w:r>
-      <w:proofErr w:type="spellStart"/>
-      <w:r>
-        <w:t>Almarisah</w:t>
-      </w:r>
-      <w:proofErr w:type="spellEnd"/>
-      <w:r>
-        <w:t xml:space="preserve"> Madani</w:t>
-      </w:r>
-      <w:r>
-        <w:t xml:space="preserve"> </w:t>
-      </w:r>
-      <w:r>
-        <w:t>University</w:t>
-      </w:r>
-      <w:r>
-        <w:t>, Makassar, Indonesia</w:t>
-      </w:r>
-    </w:p>
-    <w:p>
-      <w:pPr>
-        <w:spacing w:after="0"/>
-      </w:pPr>
-    </w:p>
-    <w:p>
-      <w:pPr>
-        <w:spacing w:after="0"/>
-      </w:pPr>
-      <w:r>
-        <w:t xml:space="preserve">Corresponding author: Mirnawati Salampe, Department of Pharmacology and Clinical Pharmacy, Faculty of Health Sciences, </w:t>
-      </w:r>
-      <w:proofErr w:type="spellStart"/>
-      <w:r>
-        <w:t>Almarisah</w:t>
-      </w:r>
-      <w:proofErr w:type="spellEnd"/>
-      <w:r>
-        <w:t xml:space="preserve"> Madani</w:t>
-      </w:r>
-      <w:r>
-        <w:t xml:space="preserve"> </w:t>
-      </w:r>
-      <w:r>
-        <w:t>University</w:t>
-      </w:r>
-      <w:r>
-        <w:t>, Makassar 90245, Indonesia. Phone: +62 852 4243 7072; E-mail: mirnachamto@gmail.com</w:t>
+        <w:t xml:space="preserve">Corresponding author: </w:t>
+      </w:r>
+      <w:r>
+        <w:rPr>
+          <w:bCs/>
+        </w:rPr>
+        <w:t>Fitriyanti</w:t>
+      </w:r>
+      <w:r>
+        <w:t xml:space="preserve">, </w:t>
+      </w:r>
+      <w:r>
+        <w:t>Kendari Ministry of Health Polytechnic</w:t>
+      </w:r>
+      <w:r>
+        <w:t xml:space="preserve">, </w:t>
+      </w:r>
+      <w:r>
+        <w:t>Kendari</w:t>
+      </w:r>
+      <w:r>
+        <w:t xml:space="preserve">, </w:t>
+      </w:r>
+      <w:r>
+        <w:t>93231</w:t>
+      </w:r>
+      <w:r>
+        <w:t>, Indonesia. Phone: +62 8</w:t>
+      </w:r>
+      <w:r>
+        <w:t>1312294857</w:t>
+      </w:r>
+      <w:r>
+        <w:t xml:space="preserve">E-mail: </w:t>
+      </w:r>
+      <w:r>
+        <w:t>fitriyantilakao.1980</w:t>
+      </w:r>
+      <w:r>
+        <w:t>@gmail.com</w:t>
       </w:r>
     </w:p>
     <w:p>
@@ -532,11 +550,7 @@
         <w:t>Morus alba</w:t>
       </w:r>
       <w:r>
-        <w:t xml:space="preserve"> L. has long been used in Asian traditional medicine and contains flavonoids, alkaloids, phenolic acids, and related constituents with hypoglycemic, antioxidant, anti-inflammatory, anti-obesity, cardiometabolic, and </w:t>
-      </w:r>
-      <w:r>
-        <w:lastRenderedPageBreak/>
-        <w:t>pancreatic beta-cell protective properties</w:t>
+        <w:t xml:space="preserve"> L. has long been used in Asian traditional medicine and contains flavonoids, alkaloids, phenolic acids, and related constituents with hypoglycemic, antioxidant, anti-inflammatory, anti-obesity, cardiometabolic, and pancreatic beta-cell protective properties</w:t>
       </w:r>
       <w:r>
         <w:rPr>
@@ -601,6 +615,7 @@
         <w:jc w:val="both"/>
       </w:pPr>
       <w:r>
+        <w:lastRenderedPageBreak/>
         <w:t>Twenty-eight-day repeated-dose oral studies provide preliminary information on potential target-organ effects during sustained exposure</w:t>
       </w:r>
       <w:r>
@@ -811,11 +826,7 @@
         <w:jc w:val="both"/>
       </w:pPr>
       <w:r>
-        <w:t xml:space="preserve">Body-weight, hematological, and biochemical data are presented as mean ± standard deviation (SD). Female and male results were reported separately. Differences among groups were analyzed using one-way analysis of </w:t>
-      </w:r>
-      <w:r>
-        <w:lastRenderedPageBreak/>
-        <w:t>variance followed by the least significant difference post hoc test in SPSS version 24. Statistical significance was set at P &lt; 0.05.</w:t>
+        <w:t>Body-weight, hematological, and biochemical data are presented as mean ± standard deviation (SD). Female and male results were reported separately. Differences among groups were analyzed using one-way analysis of variance followed by the least significant difference post hoc test in SPSS version 24. Statistical significance was set at P &lt; 0.05.</w:t>
       </w:r>
     </w:p>
     <w:p>
@@ -848,6 +859,7 @@
         <w:jc w:val="both"/>
       </w:pPr>
       <w:r>
+        <w:lastRenderedPageBreak/>
         <w:t>No mortality or overt signs of toxicity were observed in either sex during the 28-day administration of EEM. All groups showed an overall increase in body weight during treatment (Figure 1). Among female rats, the normal control, EEM 200 mg/kg, and EEM 400 mg/kg groups showed increases of 23.5%, 7.6%, and 12.5%, respectively. Among male rats, the normal control and EEM 400 mg/kg groups showed increases of approximately 38% and 30%, respectively, whereas the EEM 200 mg/kg group showed an increase of approximately 10%.</w:t>
       </w:r>
     </w:p>
@@ -2858,7 +2870,6 @@
         <w:rPr>
           <w:sz w:val="16"/>
         </w:rPr>
-        <w:lastRenderedPageBreak/>
         <w:t>Data are expressed as mean ± SD (n = 5 per group). Different superscript letters indicate significant differences among groups (P &lt; 0.05); identical letters indicate no significant difference. EEM, ethanolic extract of Morus alba leaves.</w:t>
       </w:r>
     </w:p>
@@ -3148,6 +3159,7 @@
               <w:rPr>
                 <w:sz w:val="16"/>
               </w:rPr>
+              <w:lastRenderedPageBreak/>
               <w:t>Hematocrit (%)</w:t>
             </w:r>
           </w:p>
@@ -8073,7 +8085,6 @@
   <w:style w:type="character" w:default="1" w:styleId="DefaultParagraphFont">
     <w:name w:val="Default Paragraph Font"/>
     <w:uiPriority w:val="1"/>
-    <w:semiHidden/>
     <w:unhideWhenUsed/>
   </w:style>
   <w:style w:type="table" w:default="1" w:styleId="TableNormal">
